--- a/README.docx
+++ b/README.docx
@@ -45,7 +45,7 @@
           <w:color w:val="5F5F5F"/>
           <w:sz w:val="21"/>
         </w:rPr>
-        <w:t>SQL Audit Snippet Library - Free Sample  •  README.md</w:t>
+        <w:t>SQL Audit Snippet Library - Free Sample  •  README.docx</w:t>
       </w:r>
     </w:p>
     <w:p>
@@ -413,7 +413,7 @@
           <w:sz w:val="21"/>
           <w:shd w:fill="F0EDE7"/>
         </w:rPr>
-        <w:t>LICENSE.md</w:t>
+        <w:t>LICENSE.docx</w:t>
       </w:r>
       <w:r>
         <w:rPr>
@@ -511,7 +511,7 @@
               <w:color w:val="5F5F5F"/>
               <w:sz w:val="14"/>
             </w:rPr>
-            <w:t>CONTROLSMITH TOOLS.COM  •  SUPPORT@CONTROLSMITH TOOLS.COM</w:t>
+            <w:t>CONTROLSMITHTOOLS.COM  •  SUPPORT@CONTROLSMITHTOOLS.COM</w:t>
           </w:r>
         </w:p>
       </w:tc>
